--- a/WebTechnology-FairRecordContentFinal (1).docx
+++ b/WebTechnology-FairRecordContentFinal (1).docx
@@ -21,37 +21,28 @@
         <w:t>INDEX</w:t>
       </w:r>
     </w:p>
-    <w:p>
-      <w:pPr>
-        <w:pStyle w:val="LO-normal"/>
-        <w:spacing w:before="120" w:after="240" w:line="240" w:lineRule="auto"/>
-        <w:jc w:val="both"/>
-        <w:rPr>
-          <w:rFonts w:eastAsia="Calibri" w:cs="Calibri"/>
-        </w:rPr>
-      </w:pPr>
-    </w:p>
     <w:tbl>
       <w:tblPr>
         <w:tblStyle w:val="TableNormal0"/>
-        <w:tblW w:w="9342" w:type="dxa"/>
+        <w:tblpPr w:leftFromText="180" w:rightFromText="180" w:vertAnchor="text" w:horzAnchor="margin" w:tblpXSpec="center" w:tblpY="34"/>
+        <w:tblW w:w="11690" w:type="dxa"/>
         <w:tblInd w:w="0" w:type="dxa"/>
         <w:tblLook w:val="0600" w:firstRow="0" w:lastRow="0" w:firstColumn="0" w:lastColumn="0" w:noHBand="1" w:noVBand="1"/>
       </w:tblPr>
       <w:tblGrid>
-        <w:gridCol w:w="775"/>
-        <w:gridCol w:w="4451"/>
-        <w:gridCol w:w="1270"/>
-        <w:gridCol w:w="1095"/>
-        <w:gridCol w:w="1751"/>
+        <w:gridCol w:w="965"/>
+        <w:gridCol w:w="5580"/>
+        <w:gridCol w:w="1587"/>
+        <w:gridCol w:w="1368"/>
+        <w:gridCol w:w="2190"/>
       </w:tblGrid>
       <w:tr>
         <w:trPr>
-          <w:trHeight w:val="542"/>
+          <w:trHeight w:val="166"/>
         </w:trPr>
         <w:tc>
           <w:tcPr>
-            <w:tcW w:w="775" w:type="dxa"/>
+            <w:tcW w:w="965" w:type="dxa"/>
             <w:tcBorders>
               <w:top w:val="single" w:sz="8" w:space="0" w:color="000000"/>
               <w:left w:val="single" w:sz="8" w:space="0" w:color="000000"/>
@@ -94,7 +85,7 @@
         </w:tc>
         <w:tc>
           <w:tcPr>
-            <w:tcW w:w="4451" w:type="dxa"/>
+            <w:tcW w:w="5580" w:type="dxa"/>
             <w:tcBorders>
               <w:top w:val="single" w:sz="8" w:space="0" w:color="000000"/>
               <w:left w:val="single" w:sz="8" w:space="0" w:color="000000"/>
@@ -124,7 +115,7 @@
         </w:tc>
         <w:tc>
           <w:tcPr>
-            <w:tcW w:w="1270" w:type="dxa"/>
+            <w:tcW w:w="1587" w:type="dxa"/>
             <w:tcBorders>
               <w:top w:val="single" w:sz="8" w:space="0" w:color="000000"/>
               <w:left w:val="single" w:sz="8" w:space="0" w:color="000000"/>
@@ -154,7 +145,7 @@
         </w:tc>
         <w:tc>
           <w:tcPr>
-            <w:tcW w:w="1095" w:type="dxa"/>
+            <w:tcW w:w="1368" w:type="dxa"/>
             <w:tcBorders>
               <w:top w:val="single" w:sz="8" w:space="0" w:color="000000"/>
               <w:left w:val="single" w:sz="8" w:space="0" w:color="000000"/>
@@ -184,7 +175,7 @@
         </w:tc>
         <w:tc>
           <w:tcPr>
-            <w:tcW w:w="1751" w:type="dxa"/>
+            <w:tcW w:w="2190" w:type="dxa"/>
             <w:tcBorders>
               <w:top w:val="single" w:sz="8" w:space="0" w:color="000000"/>
               <w:left w:val="single" w:sz="8" w:space="0" w:color="000000"/>
@@ -215,11 +206,11 @@
       </w:tr>
       <w:tr>
         <w:trPr>
-          <w:trHeight w:val="691"/>
+          <w:trHeight w:val="215"/>
         </w:trPr>
         <w:tc>
           <w:tcPr>
-            <w:tcW w:w="775" w:type="dxa"/>
+            <w:tcW w:w="965" w:type="dxa"/>
             <w:tcBorders>
               <w:top w:val="single" w:sz="8" w:space="0" w:color="000000"/>
               <w:left w:val="single" w:sz="8" w:space="0" w:color="000000"/>
@@ -245,7 +236,7 @@
         </w:tc>
         <w:tc>
           <w:tcPr>
-            <w:tcW w:w="4451" w:type="dxa"/>
+            <w:tcW w:w="5580" w:type="dxa"/>
             <w:tcBorders>
               <w:top w:val="single" w:sz="8" w:space="0" w:color="000000"/>
               <w:left w:val="single" w:sz="8" w:space="0" w:color="000000"/>
@@ -271,7 +262,7 @@
         </w:tc>
         <w:tc>
           <w:tcPr>
-            <w:tcW w:w="1270" w:type="dxa"/>
+            <w:tcW w:w="1587" w:type="dxa"/>
             <w:tcBorders>
               <w:top w:val="single" w:sz="8" w:space="0" w:color="000000"/>
               <w:left w:val="single" w:sz="8" w:space="0" w:color="000000"/>
@@ -294,7 +285,7 @@
         </w:tc>
         <w:tc>
           <w:tcPr>
-            <w:tcW w:w="1095" w:type="dxa"/>
+            <w:tcW w:w="1368" w:type="dxa"/>
             <w:tcBorders>
               <w:top w:val="single" w:sz="8" w:space="0" w:color="000000"/>
               <w:left w:val="single" w:sz="8" w:space="0" w:color="000000"/>
@@ -320,7 +311,7 @@
         </w:tc>
         <w:tc>
           <w:tcPr>
-            <w:tcW w:w="1751" w:type="dxa"/>
+            <w:tcW w:w="2190" w:type="dxa"/>
             <w:tcBorders>
               <w:top w:val="single" w:sz="8" w:space="0" w:color="000000"/>
               <w:left w:val="single" w:sz="8" w:space="0" w:color="000000"/>
@@ -344,11 +335,11 @@
       </w:tr>
       <w:tr>
         <w:trPr>
-          <w:trHeight w:val="506"/>
+          <w:trHeight w:val="154"/>
         </w:trPr>
         <w:tc>
           <w:tcPr>
-            <w:tcW w:w="775" w:type="dxa"/>
+            <w:tcW w:w="965" w:type="dxa"/>
             <w:tcBorders>
               <w:top w:val="single" w:sz="8" w:space="0" w:color="000000"/>
               <w:left w:val="single" w:sz="8" w:space="0" w:color="000000"/>
@@ -374,7 +365,7 @@
         </w:tc>
         <w:tc>
           <w:tcPr>
-            <w:tcW w:w="4451" w:type="dxa"/>
+            <w:tcW w:w="5580" w:type="dxa"/>
             <w:tcBorders>
               <w:top w:val="single" w:sz="8" w:space="0" w:color="000000"/>
               <w:left w:val="single" w:sz="8" w:space="0" w:color="000000"/>
@@ -424,7 +415,7 @@
         </w:tc>
         <w:tc>
           <w:tcPr>
-            <w:tcW w:w="1270" w:type="dxa"/>
+            <w:tcW w:w="1587" w:type="dxa"/>
             <w:tcBorders>
               <w:top w:val="single" w:sz="8" w:space="0" w:color="000000"/>
               <w:left w:val="single" w:sz="8" w:space="0" w:color="000000"/>
@@ -447,7 +438,7 @@
         </w:tc>
         <w:tc>
           <w:tcPr>
-            <w:tcW w:w="1095" w:type="dxa"/>
+            <w:tcW w:w="1368" w:type="dxa"/>
             <w:tcBorders>
               <w:top w:val="single" w:sz="8" w:space="0" w:color="000000"/>
               <w:left w:val="single" w:sz="8" w:space="0" w:color="000000"/>
@@ -478,7 +469,7 @@
         </w:tc>
         <w:tc>
           <w:tcPr>
-            <w:tcW w:w="1751" w:type="dxa"/>
+            <w:tcW w:w="2190" w:type="dxa"/>
             <w:tcBorders>
               <w:top w:val="single" w:sz="8" w:space="0" w:color="000000"/>
               <w:left w:val="single" w:sz="8" w:space="0" w:color="000000"/>
@@ -502,11 +493,11 @@
       </w:tr>
       <w:tr>
         <w:trPr>
-          <w:trHeight w:val="270"/>
+          <w:trHeight w:val="80"/>
         </w:trPr>
         <w:tc>
           <w:tcPr>
-            <w:tcW w:w="775" w:type="dxa"/>
+            <w:tcW w:w="965" w:type="dxa"/>
             <w:tcBorders>
               <w:top w:val="single" w:sz="8" w:space="0" w:color="000000"/>
               <w:left w:val="single" w:sz="8" w:space="0" w:color="000000"/>
@@ -537,7 +528,7 @@
         </w:tc>
         <w:tc>
           <w:tcPr>
-            <w:tcW w:w="4451" w:type="dxa"/>
+            <w:tcW w:w="5580" w:type="dxa"/>
             <w:tcBorders>
               <w:top w:val="single" w:sz="8" w:space="0" w:color="000000"/>
               <w:left w:val="single" w:sz="8" w:space="0" w:color="000000"/>
@@ -601,7 +592,7 @@
         </w:tc>
         <w:tc>
           <w:tcPr>
-            <w:tcW w:w="1270" w:type="dxa"/>
+            <w:tcW w:w="1587" w:type="dxa"/>
             <w:tcBorders>
               <w:top w:val="single" w:sz="8" w:space="0" w:color="000000"/>
               <w:left w:val="single" w:sz="8" w:space="0" w:color="000000"/>
@@ -624,7 +615,7 @@
         </w:tc>
         <w:tc>
           <w:tcPr>
-            <w:tcW w:w="1095" w:type="dxa"/>
+            <w:tcW w:w="1368" w:type="dxa"/>
             <w:tcBorders>
               <w:top w:val="single" w:sz="8" w:space="0" w:color="000000"/>
               <w:left w:val="single" w:sz="8" w:space="0" w:color="000000"/>
@@ -655,7 +646,7 @@
         </w:tc>
         <w:tc>
           <w:tcPr>
-            <w:tcW w:w="1751" w:type="dxa"/>
+            <w:tcW w:w="2190" w:type="dxa"/>
             <w:tcBorders>
               <w:top w:val="single" w:sz="8" w:space="0" w:color="000000"/>
               <w:left w:val="single" w:sz="8" w:space="0" w:color="000000"/>
@@ -679,11 +670,11 @@
       </w:tr>
       <w:tr>
         <w:trPr>
-          <w:trHeight w:val="769"/>
+          <w:trHeight w:val="240"/>
         </w:trPr>
         <w:tc>
           <w:tcPr>
-            <w:tcW w:w="775" w:type="dxa"/>
+            <w:tcW w:w="965" w:type="dxa"/>
             <w:tcBorders>
               <w:top w:val="single" w:sz="8" w:space="0" w:color="000000"/>
               <w:left w:val="single" w:sz="8" w:space="0" w:color="000000"/>
@@ -714,7 +705,7 @@
         </w:tc>
         <w:tc>
           <w:tcPr>
-            <w:tcW w:w="4451" w:type="dxa"/>
+            <w:tcW w:w="5580" w:type="dxa"/>
             <w:tcBorders>
               <w:top w:val="single" w:sz="8" w:space="0" w:color="000000"/>
               <w:left w:val="single" w:sz="8" w:space="0" w:color="000000"/>
@@ -739,7 +730,7 @@
         </w:tc>
         <w:tc>
           <w:tcPr>
-            <w:tcW w:w="1270" w:type="dxa"/>
+            <w:tcW w:w="1587" w:type="dxa"/>
             <w:tcBorders>
               <w:top w:val="single" w:sz="8" w:space="0" w:color="000000"/>
               <w:left w:val="single" w:sz="8" w:space="0" w:color="000000"/>
@@ -762,7 +753,7 @@
         </w:tc>
         <w:tc>
           <w:tcPr>
-            <w:tcW w:w="1095" w:type="dxa"/>
+            <w:tcW w:w="1368" w:type="dxa"/>
             <w:tcBorders>
               <w:top w:val="single" w:sz="8" w:space="0" w:color="000000"/>
               <w:left w:val="single" w:sz="8" w:space="0" w:color="000000"/>
@@ -793,7 +784,7 @@
         </w:tc>
         <w:tc>
           <w:tcPr>
-            <w:tcW w:w="1751" w:type="dxa"/>
+            <w:tcW w:w="2190" w:type="dxa"/>
             <w:tcBorders>
               <w:top w:val="single" w:sz="8" w:space="0" w:color="000000"/>
               <w:left w:val="single" w:sz="8" w:space="0" w:color="000000"/>
@@ -817,11 +808,11 @@
       </w:tr>
       <w:tr>
         <w:trPr>
-          <w:trHeight w:val="769"/>
+          <w:trHeight w:val="240"/>
         </w:trPr>
         <w:tc>
           <w:tcPr>
-            <w:tcW w:w="775" w:type="dxa"/>
+            <w:tcW w:w="965" w:type="dxa"/>
             <w:tcBorders>
               <w:top w:val="single" w:sz="8" w:space="0" w:color="000000"/>
               <w:left w:val="single" w:sz="8" w:space="0" w:color="000000"/>
@@ -852,7 +843,7 @@
         </w:tc>
         <w:tc>
           <w:tcPr>
-            <w:tcW w:w="4451" w:type="dxa"/>
+            <w:tcW w:w="5580" w:type="dxa"/>
             <w:tcBorders>
               <w:top w:val="single" w:sz="8" w:space="0" w:color="000000"/>
               <w:left w:val="single" w:sz="8" w:space="0" w:color="000000"/>
@@ -881,7 +872,7 @@
         </w:tc>
         <w:tc>
           <w:tcPr>
-            <w:tcW w:w="1270" w:type="dxa"/>
+            <w:tcW w:w="1587" w:type="dxa"/>
             <w:tcBorders>
               <w:top w:val="single" w:sz="8" w:space="0" w:color="000000"/>
               <w:left w:val="single" w:sz="8" w:space="0" w:color="000000"/>
@@ -904,7 +895,7 @@
         </w:tc>
         <w:tc>
           <w:tcPr>
-            <w:tcW w:w="1095" w:type="dxa"/>
+            <w:tcW w:w="1368" w:type="dxa"/>
             <w:tcBorders>
               <w:top w:val="single" w:sz="8" w:space="0" w:color="000000"/>
               <w:left w:val="single" w:sz="8" w:space="0" w:color="000000"/>
@@ -935,7 +926,7 @@
         </w:tc>
         <w:tc>
           <w:tcPr>
-            <w:tcW w:w="1751" w:type="dxa"/>
+            <w:tcW w:w="2190" w:type="dxa"/>
             <w:tcBorders>
               <w:top w:val="single" w:sz="8" w:space="0" w:color="000000"/>
               <w:left w:val="single" w:sz="8" w:space="0" w:color="000000"/>
@@ -959,11 +950,11 @@
       </w:tr>
       <w:tr>
         <w:trPr>
-          <w:trHeight w:val="769"/>
+          <w:trHeight w:val="240"/>
         </w:trPr>
         <w:tc>
           <w:tcPr>
-            <w:tcW w:w="775" w:type="dxa"/>
+            <w:tcW w:w="965" w:type="dxa"/>
             <w:tcBorders>
               <w:top w:val="single" w:sz="8" w:space="0" w:color="000000"/>
               <w:left w:val="single" w:sz="8" w:space="0" w:color="000000"/>
@@ -994,7 +985,7 @@
         </w:tc>
         <w:tc>
           <w:tcPr>
-            <w:tcW w:w="4451" w:type="dxa"/>
+            <w:tcW w:w="5580" w:type="dxa"/>
             <w:tcBorders>
               <w:top w:val="single" w:sz="8" w:space="0" w:color="000000"/>
               <w:left w:val="single" w:sz="8" w:space="0" w:color="000000"/>
@@ -1023,7 +1014,7 @@
         </w:tc>
         <w:tc>
           <w:tcPr>
-            <w:tcW w:w="1270" w:type="dxa"/>
+            <w:tcW w:w="1587" w:type="dxa"/>
             <w:tcBorders>
               <w:top w:val="single" w:sz="8" w:space="0" w:color="000000"/>
               <w:left w:val="single" w:sz="8" w:space="0" w:color="000000"/>
@@ -1046,7 +1037,7 @@
         </w:tc>
         <w:tc>
           <w:tcPr>
-            <w:tcW w:w="1095" w:type="dxa"/>
+            <w:tcW w:w="1368" w:type="dxa"/>
             <w:tcBorders>
               <w:top w:val="single" w:sz="8" w:space="0" w:color="000000"/>
               <w:left w:val="single" w:sz="8" w:space="0" w:color="000000"/>
@@ -1077,7 +1068,7 @@
         </w:tc>
         <w:tc>
           <w:tcPr>
-            <w:tcW w:w="1751" w:type="dxa"/>
+            <w:tcW w:w="2190" w:type="dxa"/>
             <w:tcBorders>
               <w:top w:val="single" w:sz="8" w:space="0" w:color="000000"/>
               <w:left w:val="single" w:sz="8" w:space="0" w:color="000000"/>
@@ -1101,11 +1092,11 @@
       </w:tr>
       <w:tr>
         <w:trPr>
-          <w:trHeight w:val="769"/>
+          <w:trHeight w:val="240"/>
         </w:trPr>
         <w:tc>
           <w:tcPr>
-            <w:tcW w:w="775" w:type="dxa"/>
+            <w:tcW w:w="965" w:type="dxa"/>
             <w:tcBorders>
               <w:top w:val="single" w:sz="8" w:space="0" w:color="000000"/>
               <w:left w:val="single" w:sz="8" w:space="0" w:color="000000"/>
@@ -1136,7 +1127,7 @@
         </w:tc>
         <w:tc>
           <w:tcPr>
-            <w:tcW w:w="4451" w:type="dxa"/>
+            <w:tcW w:w="5580" w:type="dxa"/>
             <w:tcBorders>
               <w:top w:val="single" w:sz="8" w:space="0" w:color="000000"/>
               <w:left w:val="single" w:sz="8" w:space="0" w:color="000000"/>
@@ -1213,7 +1204,7 @@
         </w:tc>
         <w:tc>
           <w:tcPr>
-            <w:tcW w:w="1270" w:type="dxa"/>
+            <w:tcW w:w="1587" w:type="dxa"/>
             <w:tcBorders>
               <w:top w:val="single" w:sz="8" w:space="0" w:color="000000"/>
               <w:left w:val="single" w:sz="8" w:space="0" w:color="000000"/>
@@ -1236,7 +1227,7 @@
         </w:tc>
         <w:tc>
           <w:tcPr>
-            <w:tcW w:w="1095" w:type="dxa"/>
+            <w:tcW w:w="1368" w:type="dxa"/>
             <w:tcBorders>
               <w:top w:val="single" w:sz="8" w:space="0" w:color="000000"/>
               <w:left w:val="single" w:sz="8" w:space="0" w:color="000000"/>
@@ -1267,7 +1258,7 @@
         </w:tc>
         <w:tc>
           <w:tcPr>
-            <w:tcW w:w="1751" w:type="dxa"/>
+            <w:tcW w:w="2190" w:type="dxa"/>
             <w:tcBorders>
               <w:top w:val="single" w:sz="8" w:space="0" w:color="000000"/>
               <w:left w:val="single" w:sz="8" w:space="0" w:color="000000"/>
@@ -1291,11 +1282,11 @@
       </w:tr>
       <w:tr>
         <w:trPr>
-          <w:trHeight w:val="769"/>
+          <w:trHeight w:val="240"/>
         </w:trPr>
         <w:tc>
           <w:tcPr>
-            <w:tcW w:w="775" w:type="dxa"/>
+            <w:tcW w:w="965" w:type="dxa"/>
             <w:tcBorders>
               <w:top w:val="single" w:sz="8" w:space="0" w:color="000000"/>
               <w:left w:val="single" w:sz="8" w:space="0" w:color="000000"/>
@@ -1326,7 +1317,7 @@
         </w:tc>
         <w:tc>
           <w:tcPr>
-            <w:tcW w:w="4451" w:type="dxa"/>
+            <w:tcW w:w="5580" w:type="dxa"/>
             <w:tcBorders>
               <w:top w:val="single" w:sz="8" w:space="0" w:color="000000"/>
               <w:left w:val="single" w:sz="8" w:space="0" w:color="000000"/>
@@ -1357,7 +1348,7 @@
         </w:tc>
         <w:tc>
           <w:tcPr>
-            <w:tcW w:w="1270" w:type="dxa"/>
+            <w:tcW w:w="1587" w:type="dxa"/>
             <w:tcBorders>
               <w:top w:val="single" w:sz="8" w:space="0" w:color="000000"/>
               <w:left w:val="single" w:sz="8" w:space="0" w:color="000000"/>
@@ -1380,7 +1371,7 @@
         </w:tc>
         <w:tc>
           <w:tcPr>
-            <w:tcW w:w="1095" w:type="dxa"/>
+            <w:tcW w:w="1368" w:type="dxa"/>
             <w:tcBorders>
               <w:top w:val="single" w:sz="8" w:space="0" w:color="000000"/>
               <w:left w:val="single" w:sz="8" w:space="0" w:color="000000"/>
@@ -1411,7 +1402,7 @@
         </w:tc>
         <w:tc>
           <w:tcPr>
-            <w:tcW w:w="1751" w:type="dxa"/>
+            <w:tcW w:w="2190" w:type="dxa"/>
             <w:tcBorders>
               <w:top w:val="single" w:sz="8" w:space="0" w:color="000000"/>
               <w:left w:val="single" w:sz="8" w:space="0" w:color="000000"/>
@@ -1433,7 +1424,863 @@
           </w:p>
         </w:tc>
       </w:tr>
+      <w:tr>
+        <w:trPr>
+          <w:trHeight w:val="240"/>
+        </w:trPr>
+        <w:tc>
+          <w:tcPr>
+            <w:tcW w:w="965" w:type="dxa"/>
+            <w:tcBorders>
+              <w:top w:val="single" w:sz="8" w:space="0" w:color="000000"/>
+              <w:left w:val="single" w:sz="8" w:space="0" w:color="000000"/>
+              <w:bottom w:val="single" w:sz="8" w:space="0" w:color="000000"/>
+              <w:right w:val="single" w:sz="8" w:space="0" w:color="000000"/>
+            </w:tcBorders>
+          </w:tcPr>
+          <w:p>
+            <w:pPr>
+              <w:pStyle w:val="LO-normal"/>
+              <w:widowControl w:val="0"/>
+              <w:spacing w:line="240" w:lineRule="auto"/>
+              <w:rPr>
+                <w:rFonts w:eastAsia="Times New Roman" w:cs="Times New Roman"/>
+                <w:sz w:val="24"/>
+                <w:szCs w:val="24"/>
+              </w:rPr>
+            </w:pPr>
+            <w:r>
+              <w:rPr>
+                <w:rFonts w:eastAsia="Times New Roman" w:cs="Times New Roman"/>
+                <w:sz w:val="24"/>
+                <w:szCs w:val="24"/>
+              </w:rPr>
+              <w:t>9</w:t>
+            </w:r>
+          </w:p>
+        </w:tc>
+        <w:tc>
+          <w:tcPr>
+            <w:tcW w:w="5580" w:type="dxa"/>
+            <w:tcBorders>
+              <w:top w:val="single" w:sz="8" w:space="0" w:color="000000"/>
+              <w:left w:val="single" w:sz="8" w:space="0" w:color="000000"/>
+              <w:bottom w:val="single" w:sz="8" w:space="0" w:color="000000"/>
+              <w:right w:val="single" w:sz="8" w:space="0" w:color="000000"/>
+            </w:tcBorders>
+          </w:tcPr>
+          <w:p>
+            <w:pPr>
+              <w:pStyle w:val="LO-normal"/>
+              <w:spacing w:line="360" w:lineRule="auto"/>
+              <w:jc w:val="both"/>
+              <w:rPr>
+                <w:rFonts w:eastAsia="Roboto" w:cs="Roboto"/>
+                <w:sz w:val="24"/>
+                <w:szCs w:val="24"/>
+              </w:rPr>
+            </w:pPr>
+            <w:r>
+              <w:rPr>
+                <w:rFonts w:eastAsia="Roboto" w:cs="Roboto"/>
+                <w:sz w:val="24"/>
+                <w:szCs w:val="24"/>
+              </w:rPr>
+              <w:t xml:space="preserve">Develop a simple calculator using </w:t>
+            </w:r>
+            <w:proofErr w:type="spellStart"/>
+            <w:r>
+              <w:rPr>
+                <w:rFonts w:eastAsia="Roboto" w:cs="Roboto"/>
+                <w:sz w:val="24"/>
+                <w:szCs w:val="24"/>
+              </w:rPr>
+              <w:t>javascript</w:t>
+            </w:r>
+            <w:proofErr w:type="spellEnd"/>
+            <w:r>
+              <w:rPr>
+                <w:rFonts w:eastAsia="Roboto" w:cs="Roboto"/>
+                <w:sz w:val="24"/>
+                <w:szCs w:val="24"/>
+              </w:rPr>
+              <w:t>.</w:t>
+            </w:r>
+          </w:p>
+        </w:tc>
+        <w:tc>
+          <w:tcPr>
+            <w:tcW w:w="1587" w:type="dxa"/>
+            <w:tcBorders>
+              <w:top w:val="single" w:sz="8" w:space="0" w:color="000000"/>
+              <w:left w:val="single" w:sz="8" w:space="0" w:color="000000"/>
+              <w:bottom w:val="single" w:sz="8" w:space="0" w:color="000000"/>
+              <w:right w:val="single" w:sz="8" w:space="0" w:color="000000"/>
+            </w:tcBorders>
+          </w:tcPr>
+          <w:p>
+            <w:pPr>
+              <w:pStyle w:val="LO-normal"/>
+              <w:widowControl w:val="0"/>
+              <w:spacing w:line="240" w:lineRule="auto"/>
+              <w:rPr>
+                <w:rFonts w:eastAsia="Times New Roman" w:cs="Times New Roman"/>
+                <w:sz w:val="24"/>
+                <w:szCs w:val="24"/>
+              </w:rPr>
+            </w:pPr>
+          </w:p>
+        </w:tc>
+        <w:tc>
+          <w:tcPr>
+            <w:tcW w:w="1368" w:type="dxa"/>
+            <w:tcBorders>
+              <w:top w:val="single" w:sz="8" w:space="0" w:color="000000"/>
+              <w:left w:val="single" w:sz="8" w:space="0" w:color="000000"/>
+              <w:bottom w:val="single" w:sz="8" w:space="0" w:color="000000"/>
+              <w:right w:val="single" w:sz="8" w:space="0" w:color="000000"/>
+            </w:tcBorders>
+          </w:tcPr>
+          <w:p>
+            <w:pPr>
+              <w:pStyle w:val="LO-normal"/>
+              <w:widowControl w:val="0"/>
+              <w:spacing w:line="240" w:lineRule="auto"/>
+              <w:rPr>
+                <w:rFonts w:eastAsia="Times New Roman" w:cs="Times New Roman"/>
+                <w:sz w:val="24"/>
+                <w:szCs w:val="24"/>
+              </w:rPr>
+            </w:pPr>
+            <w:r>
+              <w:rPr>
+                <w:rFonts w:eastAsia="Times New Roman" w:cs="Times New Roman"/>
+                <w:sz w:val="24"/>
+                <w:szCs w:val="24"/>
+              </w:rPr>
+              <w:t>29</w:t>
+            </w:r>
+          </w:p>
+        </w:tc>
+        <w:tc>
+          <w:tcPr>
+            <w:tcW w:w="2190" w:type="dxa"/>
+            <w:tcBorders>
+              <w:top w:val="single" w:sz="8" w:space="0" w:color="000000"/>
+              <w:left w:val="single" w:sz="8" w:space="0" w:color="000000"/>
+              <w:bottom w:val="single" w:sz="8" w:space="0" w:color="000000"/>
+              <w:right w:val="single" w:sz="8" w:space="0" w:color="000000"/>
+            </w:tcBorders>
+          </w:tcPr>
+          <w:p>
+            <w:pPr>
+              <w:pStyle w:val="LO-normal"/>
+              <w:widowControl w:val="0"/>
+              <w:spacing w:line="240" w:lineRule="auto"/>
+              <w:rPr>
+                <w:rFonts w:eastAsia="Times New Roman" w:cs="Times New Roman"/>
+                <w:sz w:val="24"/>
+                <w:szCs w:val="24"/>
+              </w:rPr>
+            </w:pPr>
+          </w:p>
+        </w:tc>
+      </w:tr>
+      <w:tr>
+        <w:trPr>
+          <w:trHeight w:val="240"/>
+        </w:trPr>
+        <w:tc>
+          <w:tcPr>
+            <w:tcW w:w="965" w:type="dxa"/>
+            <w:tcBorders>
+              <w:top w:val="single" w:sz="8" w:space="0" w:color="000000"/>
+              <w:left w:val="single" w:sz="8" w:space="0" w:color="000000"/>
+              <w:bottom w:val="single" w:sz="8" w:space="0" w:color="000000"/>
+              <w:right w:val="single" w:sz="8" w:space="0" w:color="000000"/>
+            </w:tcBorders>
+          </w:tcPr>
+          <w:p>
+            <w:pPr>
+              <w:pStyle w:val="LO-normal"/>
+              <w:widowControl w:val="0"/>
+              <w:spacing w:line="240" w:lineRule="auto"/>
+              <w:rPr>
+                <w:rFonts w:eastAsia="Times New Roman" w:cs="Times New Roman"/>
+                <w:sz w:val="24"/>
+                <w:szCs w:val="24"/>
+              </w:rPr>
+            </w:pPr>
+            <w:r>
+              <w:rPr>
+                <w:rFonts w:eastAsia="Times New Roman" w:cs="Times New Roman"/>
+                <w:sz w:val="24"/>
+                <w:szCs w:val="24"/>
+              </w:rPr>
+              <w:t>10</w:t>
+            </w:r>
+          </w:p>
+        </w:tc>
+        <w:tc>
+          <w:tcPr>
+            <w:tcW w:w="5580" w:type="dxa"/>
+            <w:tcBorders>
+              <w:top w:val="single" w:sz="8" w:space="0" w:color="000000"/>
+              <w:left w:val="single" w:sz="8" w:space="0" w:color="000000"/>
+              <w:bottom w:val="single" w:sz="8" w:space="0" w:color="000000"/>
+              <w:right w:val="single" w:sz="8" w:space="0" w:color="000000"/>
+            </w:tcBorders>
+          </w:tcPr>
+          <w:p>
+            <w:pPr>
+              <w:pStyle w:val="LO-normal"/>
+              <w:spacing w:line="360" w:lineRule="auto"/>
+              <w:jc w:val="both"/>
+              <w:rPr>
+                <w:rFonts w:eastAsia="Roboto" w:cs="Roboto"/>
+                <w:sz w:val="24"/>
+                <w:szCs w:val="24"/>
+              </w:rPr>
+            </w:pPr>
+            <w:r>
+              <w:rPr>
+                <w:rFonts w:eastAsia="Roboto" w:cs="Roboto"/>
+                <w:sz w:val="24"/>
+                <w:szCs w:val="24"/>
+              </w:rPr>
+              <w:t>Write an html page to create a validation.</w:t>
+            </w:r>
+          </w:p>
+        </w:tc>
+        <w:tc>
+          <w:tcPr>
+            <w:tcW w:w="1587" w:type="dxa"/>
+            <w:tcBorders>
+              <w:top w:val="single" w:sz="8" w:space="0" w:color="000000"/>
+              <w:left w:val="single" w:sz="8" w:space="0" w:color="000000"/>
+              <w:bottom w:val="single" w:sz="8" w:space="0" w:color="000000"/>
+              <w:right w:val="single" w:sz="8" w:space="0" w:color="000000"/>
+            </w:tcBorders>
+          </w:tcPr>
+          <w:p>
+            <w:pPr>
+              <w:pStyle w:val="LO-normal"/>
+              <w:widowControl w:val="0"/>
+              <w:spacing w:line="240" w:lineRule="auto"/>
+              <w:rPr>
+                <w:rFonts w:eastAsia="Times New Roman" w:cs="Times New Roman"/>
+                <w:sz w:val="24"/>
+                <w:szCs w:val="24"/>
+              </w:rPr>
+            </w:pPr>
+          </w:p>
+        </w:tc>
+        <w:tc>
+          <w:tcPr>
+            <w:tcW w:w="1368" w:type="dxa"/>
+            <w:tcBorders>
+              <w:top w:val="single" w:sz="8" w:space="0" w:color="000000"/>
+              <w:left w:val="single" w:sz="8" w:space="0" w:color="000000"/>
+              <w:bottom w:val="single" w:sz="8" w:space="0" w:color="000000"/>
+              <w:right w:val="single" w:sz="8" w:space="0" w:color="000000"/>
+            </w:tcBorders>
+          </w:tcPr>
+          <w:p>
+            <w:pPr>
+              <w:pStyle w:val="LO-normal"/>
+              <w:widowControl w:val="0"/>
+              <w:spacing w:line="240" w:lineRule="auto"/>
+              <w:rPr>
+                <w:rFonts w:eastAsia="Times New Roman" w:cs="Times New Roman"/>
+                <w:sz w:val="24"/>
+                <w:szCs w:val="24"/>
+              </w:rPr>
+            </w:pPr>
+            <w:r>
+              <w:rPr>
+                <w:rFonts w:eastAsia="Times New Roman" w:cs="Times New Roman"/>
+                <w:sz w:val="24"/>
+                <w:szCs w:val="24"/>
+              </w:rPr>
+              <w:t>31</w:t>
+            </w:r>
+          </w:p>
+        </w:tc>
+        <w:tc>
+          <w:tcPr>
+            <w:tcW w:w="2190" w:type="dxa"/>
+            <w:tcBorders>
+              <w:top w:val="single" w:sz="8" w:space="0" w:color="000000"/>
+              <w:left w:val="single" w:sz="8" w:space="0" w:color="000000"/>
+              <w:bottom w:val="single" w:sz="8" w:space="0" w:color="000000"/>
+              <w:right w:val="single" w:sz="8" w:space="0" w:color="000000"/>
+            </w:tcBorders>
+          </w:tcPr>
+          <w:p>
+            <w:pPr>
+              <w:pStyle w:val="LO-normal"/>
+              <w:widowControl w:val="0"/>
+              <w:spacing w:line="240" w:lineRule="auto"/>
+              <w:rPr>
+                <w:rFonts w:eastAsia="Times New Roman" w:cs="Times New Roman"/>
+                <w:sz w:val="24"/>
+                <w:szCs w:val="24"/>
+              </w:rPr>
+            </w:pPr>
+          </w:p>
+        </w:tc>
+      </w:tr>
+      <w:tr>
+        <w:trPr>
+          <w:trHeight w:val="240"/>
+        </w:trPr>
+        <w:tc>
+          <w:tcPr>
+            <w:tcW w:w="965" w:type="dxa"/>
+            <w:tcBorders>
+              <w:top w:val="single" w:sz="8" w:space="0" w:color="000000"/>
+              <w:left w:val="single" w:sz="8" w:space="0" w:color="000000"/>
+              <w:bottom w:val="single" w:sz="8" w:space="0" w:color="000000"/>
+              <w:right w:val="single" w:sz="8" w:space="0" w:color="000000"/>
+            </w:tcBorders>
+          </w:tcPr>
+          <w:p>
+            <w:pPr>
+              <w:pStyle w:val="LO-normal"/>
+              <w:widowControl w:val="0"/>
+              <w:spacing w:line="240" w:lineRule="auto"/>
+              <w:rPr>
+                <w:rFonts w:eastAsia="Times New Roman" w:cs="Times New Roman"/>
+                <w:sz w:val="24"/>
+                <w:szCs w:val="24"/>
+              </w:rPr>
+            </w:pPr>
+            <w:r>
+              <w:rPr>
+                <w:rFonts w:eastAsia="Times New Roman" w:cs="Times New Roman"/>
+                <w:sz w:val="24"/>
+                <w:szCs w:val="24"/>
+              </w:rPr>
+              <w:t>11</w:t>
+            </w:r>
+          </w:p>
+        </w:tc>
+        <w:tc>
+          <w:tcPr>
+            <w:tcW w:w="5580" w:type="dxa"/>
+            <w:tcBorders>
+              <w:top w:val="single" w:sz="8" w:space="0" w:color="000000"/>
+              <w:left w:val="single" w:sz="8" w:space="0" w:color="000000"/>
+              <w:bottom w:val="single" w:sz="8" w:space="0" w:color="000000"/>
+              <w:right w:val="single" w:sz="8" w:space="0" w:color="000000"/>
+            </w:tcBorders>
+          </w:tcPr>
+          <w:p>
+            <w:pPr>
+              <w:pStyle w:val="LO-normal"/>
+              <w:spacing w:line="360" w:lineRule="auto"/>
+              <w:jc w:val="both"/>
+              <w:rPr>
+                <w:rFonts w:eastAsia="Roboto" w:cs="Roboto"/>
+                <w:sz w:val="24"/>
+                <w:szCs w:val="24"/>
+              </w:rPr>
+            </w:pPr>
+            <w:r>
+              <w:rPr>
+                <w:rFonts w:eastAsia="Roboto" w:cs="Roboto"/>
+                <w:sz w:val="24"/>
+                <w:szCs w:val="24"/>
+              </w:rPr>
+              <w:t>Use</w:t>
+            </w:r>
+            <w:r>
+              <w:rPr>
+                <w:rFonts w:eastAsia="Roboto" w:cs="Roboto"/>
+                <w:sz w:val="24"/>
+                <w:szCs w:val="24"/>
+              </w:rPr>
+              <w:t xml:space="preserve"> </w:t>
+            </w:r>
+            <w:r>
+              <w:rPr>
+                <w:rFonts w:eastAsia="Roboto" w:cs="Roboto"/>
+                <w:sz w:val="24"/>
+                <w:szCs w:val="24"/>
+              </w:rPr>
+              <w:t>regular exp</w:t>
+            </w:r>
+            <w:r>
+              <w:rPr>
+                <w:rFonts w:eastAsia="Roboto" w:cs="Roboto"/>
+                <w:sz w:val="24"/>
+                <w:szCs w:val="24"/>
+              </w:rPr>
+              <w:t xml:space="preserve">ression for validation using </w:t>
+            </w:r>
+            <w:proofErr w:type="spellStart"/>
+            <w:r>
+              <w:rPr>
+                <w:rFonts w:eastAsia="Roboto" w:cs="Roboto"/>
+                <w:sz w:val="24"/>
+                <w:szCs w:val="24"/>
+              </w:rPr>
+              <w:t>j</w:t>
+            </w:r>
+            <w:r>
+              <w:rPr>
+                <w:rFonts w:eastAsia="Roboto" w:cs="Roboto"/>
+                <w:sz w:val="24"/>
+                <w:szCs w:val="24"/>
+              </w:rPr>
+              <w:t>s</w:t>
+            </w:r>
+            <w:proofErr w:type="spellEnd"/>
+            <w:r>
+              <w:rPr>
+                <w:rFonts w:eastAsia="Roboto" w:cs="Roboto"/>
+                <w:sz w:val="24"/>
+                <w:szCs w:val="24"/>
+              </w:rPr>
+              <w:t>.</w:t>
+            </w:r>
+          </w:p>
+        </w:tc>
+        <w:tc>
+          <w:tcPr>
+            <w:tcW w:w="1587" w:type="dxa"/>
+            <w:tcBorders>
+              <w:top w:val="single" w:sz="8" w:space="0" w:color="000000"/>
+              <w:left w:val="single" w:sz="8" w:space="0" w:color="000000"/>
+              <w:bottom w:val="single" w:sz="8" w:space="0" w:color="000000"/>
+              <w:right w:val="single" w:sz="8" w:space="0" w:color="000000"/>
+            </w:tcBorders>
+          </w:tcPr>
+          <w:p>
+            <w:pPr>
+              <w:pStyle w:val="LO-normal"/>
+              <w:widowControl w:val="0"/>
+              <w:spacing w:line="240" w:lineRule="auto"/>
+              <w:rPr>
+                <w:rFonts w:eastAsia="Times New Roman" w:cs="Times New Roman"/>
+                <w:sz w:val="24"/>
+                <w:szCs w:val="24"/>
+              </w:rPr>
+            </w:pPr>
+          </w:p>
+        </w:tc>
+        <w:tc>
+          <w:tcPr>
+            <w:tcW w:w="1368" w:type="dxa"/>
+            <w:tcBorders>
+              <w:top w:val="single" w:sz="8" w:space="0" w:color="000000"/>
+              <w:left w:val="single" w:sz="8" w:space="0" w:color="000000"/>
+              <w:bottom w:val="single" w:sz="8" w:space="0" w:color="000000"/>
+              <w:right w:val="single" w:sz="8" w:space="0" w:color="000000"/>
+            </w:tcBorders>
+          </w:tcPr>
+          <w:p>
+            <w:pPr>
+              <w:pStyle w:val="LO-normal"/>
+              <w:widowControl w:val="0"/>
+              <w:spacing w:line="240" w:lineRule="auto"/>
+              <w:rPr>
+                <w:rFonts w:eastAsia="Times New Roman" w:cs="Times New Roman"/>
+                <w:sz w:val="24"/>
+                <w:szCs w:val="24"/>
+              </w:rPr>
+            </w:pPr>
+            <w:r>
+              <w:rPr>
+                <w:rFonts w:eastAsia="Times New Roman" w:cs="Times New Roman"/>
+                <w:sz w:val="24"/>
+                <w:szCs w:val="24"/>
+              </w:rPr>
+              <w:t>33</w:t>
+            </w:r>
+          </w:p>
+        </w:tc>
+        <w:tc>
+          <w:tcPr>
+            <w:tcW w:w="2190" w:type="dxa"/>
+            <w:tcBorders>
+              <w:top w:val="single" w:sz="8" w:space="0" w:color="000000"/>
+              <w:left w:val="single" w:sz="8" w:space="0" w:color="000000"/>
+              <w:bottom w:val="single" w:sz="8" w:space="0" w:color="000000"/>
+              <w:right w:val="single" w:sz="8" w:space="0" w:color="000000"/>
+            </w:tcBorders>
+          </w:tcPr>
+          <w:p>
+            <w:pPr>
+              <w:pStyle w:val="LO-normal"/>
+              <w:widowControl w:val="0"/>
+              <w:spacing w:line="240" w:lineRule="auto"/>
+              <w:rPr>
+                <w:rFonts w:eastAsia="Times New Roman" w:cs="Times New Roman"/>
+                <w:sz w:val="24"/>
+                <w:szCs w:val="24"/>
+              </w:rPr>
+            </w:pPr>
+          </w:p>
+        </w:tc>
+      </w:tr>
+      <w:tr>
+        <w:trPr>
+          <w:trHeight w:val="240"/>
+        </w:trPr>
+        <w:tc>
+          <w:tcPr>
+            <w:tcW w:w="965" w:type="dxa"/>
+            <w:tcBorders>
+              <w:top w:val="single" w:sz="8" w:space="0" w:color="000000"/>
+              <w:left w:val="single" w:sz="8" w:space="0" w:color="000000"/>
+              <w:bottom w:val="single" w:sz="8" w:space="0" w:color="000000"/>
+              <w:right w:val="single" w:sz="8" w:space="0" w:color="000000"/>
+            </w:tcBorders>
+          </w:tcPr>
+          <w:p>
+            <w:pPr>
+              <w:pStyle w:val="LO-normal"/>
+              <w:widowControl w:val="0"/>
+              <w:spacing w:line="240" w:lineRule="auto"/>
+              <w:rPr>
+                <w:rFonts w:eastAsia="Times New Roman" w:cs="Times New Roman"/>
+                <w:sz w:val="24"/>
+                <w:szCs w:val="24"/>
+              </w:rPr>
+            </w:pPr>
+            <w:r>
+              <w:rPr>
+                <w:rFonts w:eastAsia="Times New Roman" w:cs="Times New Roman"/>
+                <w:sz w:val="24"/>
+                <w:szCs w:val="24"/>
+              </w:rPr>
+              <w:t>12</w:t>
+            </w:r>
+          </w:p>
+        </w:tc>
+        <w:tc>
+          <w:tcPr>
+            <w:tcW w:w="5580" w:type="dxa"/>
+            <w:tcBorders>
+              <w:top w:val="single" w:sz="8" w:space="0" w:color="000000"/>
+              <w:left w:val="single" w:sz="8" w:space="0" w:color="000000"/>
+              <w:bottom w:val="single" w:sz="8" w:space="0" w:color="000000"/>
+              <w:right w:val="single" w:sz="8" w:space="0" w:color="000000"/>
+            </w:tcBorders>
+          </w:tcPr>
+          <w:p>
+            <w:pPr>
+              <w:pStyle w:val="LO-normal"/>
+              <w:spacing w:line="360" w:lineRule="auto"/>
+              <w:jc w:val="both"/>
+              <w:rPr>
+                <w:rFonts w:eastAsia="Roboto" w:cs="Roboto"/>
+                <w:sz w:val="24"/>
+                <w:szCs w:val="24"/>
+              </w:rPr>
+            </w:pPr>
+            <w:r>
+              <w:rPr>
+                <w:rFonts w:eastAsia="Roboto" w:cs="Roboto"/>
+                <w:sz w:val="24"/>
+                <w:szCs w:val="24"/>
+              </w:rPr>
+              <w:t xml:space="preserve">Create program to retrieve </w:t>
+            </w:r>
+            <w:proofErr w:type="spellStart"/>
+            <w:r>
+              <w:rPr>
+                <w:rFonts w:eastAsia="Roboto" w:cs="Roboto"/>
+                <w:sz w:val="24"/>
+                <w:szCs w:val="24"/>
+              </w:rPr>
+              <w:t>text</w:t>
+            </w:r>
+            <w:r>
+              <w:rPr>
+                <w:rFonts w:eastAsia="Roboto" w:cs="Roboto"/>
+                <w:sz w:val="24"/>
+                <w:szCs w:val="24"/>
+              </w:rPr>
+              <w:t>&amp;</w:t>
+            </w:r>
+            <w:r>
+              <w:rPr>
+                <w:rFonts w:eastAsia="Roboto" w:cs="Roboto"/>
+                <w:sz w:val="24"/>
+                <w:szCs w:val="24"/>
+              </w:rPr>
+              <w:t>display</w:t>
+            </w:r>
+            <w:proofErr w:type="spellEnd"/>
+            <w:r>
+              <w:rPr>
+                <w:rFonts w:eastAsia="Roboto" w:cs="Roboto"/>
+                <w:sz w:val="24"/>
+                <w:szCs w:val="24"/>
+              </w:rPr>
+              <w:t xml:space="preserve"> using</w:t>
+            </w:r>
+            <w:r>
+              <w:rPr>
+                <w:rFonts w:eastAsia="Roboto" w:cs="Roboto"/>
+                <w:sz w:val="24"/>
+                <w:szCs w:val="24"/>
+              </w:rPr>
+              <w:t xml:space="preserve"> Ajax.</w:t>
+            </w:r>
+            <w:r>
+              <w:rPr>
+                <w:rFonts w:eastAsia="Roboto" w:cs="Roboto"/>
+                <w:sz w:val="24"/>
+                <w:szCs w:val="24"/>
+              </w:rPr>
+              <w:t xml:space="preserve"> </w:t>
+            </w:r>
+          </w:p>
+        </w:tc>
+        <w:tc>
+          <w:tcPr>
+            <w:tcW w:w="1587" w:type="dxa"/>
+            <w:tcBorders>
+              <w:top w:val="single" w:sz="8" w:space="0" w:color="000000"/>
+              <w:left w:val="single" w:sz="8" w:space="0" w:color="000000"/>
+              <w:bottom w:val="single" w:sz="8" w:space="0" w:color="000000"/>
+              <w:right w:val="single" w:sz="8" w:space="0" w:color="000000"/>
+            </w:tcBorders>
+          </w:tcPr>
+          <w:p>
+            <w:pPr>
+              <w:pStyle w:val="LO-normal"/>
+              <w:widowControl w:val="0"/>
+              <w:spacing w:line="240" w:lineRule="auto"/>
+              <w:rPr>
+                <w:rFonts w:eastAsia="Times New Roman" w:cs="Times New Roman"/>
+                <w:sz w:val="24"/>
+                <w:szCs w:val="24"/>
+              </w:rPr>
+            </w:pPr>
+          </w:p>
+        </w:tc>
+        <w:tc>
+          <w:tcPr>
+            <w:tcW w:w="1368" w:type="dxa"/>
+            <w:tcBorders>
+              <w:top w:val="single" w:sz="8" w:space="0" w:color="000000"/>
+              <w:left w:val="single" w:sz="8" w:space="0" w:color="000000"/>
+              <w:bottom w:val="single" w:sz="8" w:space="0" w:color="000000"/>
+              <w:right w:val="single" w:sz="8" w:space="0" w:color="000000"/>
+            </w:tcBorders>
+          </w:tcPr>
+          <w:p>
+            <w:pPr>
+              <w:pStyle w:val="LO-normal"/>
+              <w:widowControl w:val="0"/>
+              <w:spacing w:line="240" w:lineRule="auto"/>
+              <w:rPr>
+                <w:rFonts w:eastAsia="Times New Roman" w:cs="Times New Roman"/>
+                <w:sz w:val="24"/>
+                <w:szCs w:val="24"/>
+              </w:rPr>
+            </w:pPr>
+            <w:r>
+              <w:rPr>
+                <w:rFonts w:eastAsia="Times New Roman" w:cs="Times New Roman"/>
+                <w:sz w:val="24"/>
+                <w:szCs w:val="24"/>
+              </w:rPr>
+              <w:t>35</w:t>
+            </w:r>
+          </w:p>
+        </w:tc>
+        <w:tc>
+          <w:tcPr>
+            <w:tcW w:w="2190" w:type="dxa"/>
+            <w:tcBorders>
+              <w:top w:val="single" w:sz="8" w:space="0" w:color="000000"/>
+              <w:left w:val="single" w:sz="8" w:space="0" w:color="000000"/>
+              <w:bottom w:val="single" w:sz="8" w:space="0" w:color="000000"/>
+              <w:right w:val="single" w:sz="8" w:space="0" w:color="000000"/>
+            </w:tcBorders>
+          </w:tcPr>
+          <w:p>
+            <w:pPr>
+              <w:pStyle w:val="LO-normal"/>
+              <w:widowControl w:val="0"/>
+              <w:spacing w:line="240" w:lineRule="auto"/>
+              <w:rPr>
+                <w:rFonts w:eastAsia="Times New Roman" w:cs="Times New Roman"/>
+                <w:sz w:val="24"/>
+                <w:szCs w:val="24"/>
+              </w:rPr>
+            </w:pPr>
+          </w:p>
+        </w:tc>
+      </w:tr>
+      <w:tr>
+        <w:trPr>
+          <w:trHeight w:val="240"/>
+        </w:trPr>
+        <w:tc>
+          <w:tcPr>
+            <w:tcW w:w="965" w:type="dxa"/>
+            <w:tcBorders>
+              <w:top w:val="single" w:sz="8" w:space="0" w:color="000000"/>
+              <w:left w:val="single" w:sz="8" w:space="0" w:color="000000"/>
+              <w:bottom w:val="single" w:sz="8" w:space="0" w:color="000000"/>
+              <w:right w:val="single" w:sz="8" w:space="0" w:color="000000"/>
+            </w:tcBorders>
+          </w:tcPr>
+          <w:p>
+            <w:pPr>
+              <w:pStyle w:val="LO-normal"/>
+              <w:widowControl w:val="0"/>
+              <w:spacing w:line="240" w:lineRule="auto"/>
+              <w:rPr>
+                <w:rFonts w:eastAsia="Times New Roman" w:cs="Times New Roman"/>
+                <w:sz w:val="24"/>
+                <w:szCs w:val="24"/>
+              </w:rPr>
+            </w:pPr>
+            <w:r>
+              <w:rPr>
+                <w:rFonts w:eastAsia="Times New Roman" w:cs="Times New Roman"/>
+                <w:sz w:val="24"/>
+                <w:szCs w:val="24"/>
+              </w:rPr>
+              <w:t>13</w:t>
+            </w:r>
+          </w:p>
+        </w:tc>
+        <w:tc>
+          <w:tcPr>
+            <w:tcW w:w="5580" w:type="dxa"/>
+            <w:tcBorders>
+              <w:top w:val="single" w:sz="8" w:space="0" w:color="000000"/>
+              <w:left w:val="single" w:sz="8" w:space="0" w:color="000000"/>
+              <w:bottom w:val="single" w:sz="8" w:space="0" w:color="000000"/>
+              <w:right w:val="single" w:sz="8" w:space="0" w:color="000000"/>
+            </w:tcBorders>
+          </w:tcPr>
+          <w:p>
+            <w:pPr>
+              <w:pStyle w:val="LO-normal"/>
+              <w:spacing w:line="360" w:lineRule="auto"/>
+              <w:jc w:val="both"/>
+              <w:rPr>
+                <w:rFonts w:eastAsia="Roboto" w:cs="Roboto"/>
+                <w:sz w:val="24"/>
+                <w:szCs w:val="24"/>
+              </w:rPr>
+            </w:pPr>
+            <w:r>
+              <w:rPr>
+                <w:rFonts w:eastAsia="Roboto" w:cs="Roboto"/>
+                <w:sz w:val="24"/>
+                <w:szCs w:val="24"/>
+              </w:rPr>
+              <w:t>Create webpage using frames with rows and columns</w:t>
+            </w:r>
+            <w:r>
+              <w:rPr>
+                <w:rFonts w:eastAsia="Roboto" w:cs="Roboto"/>
+                <w:sz w:val="24"/>
+                <w:szCs w:val="24"/>
+              </w:rPr>
+              <w:t>.</w:t>
+            </w:r>
+          </w:p>
+        </w:tc>
+        <w:tc>
+          <w:tcPr>
+            <w:tcW w:w="1587" w:type="dxa"/>
+            <w:tcBorders>
+              <w:top w:val="single" w:sz="8" w:space="0" w:color="000000"/>
+              <w:left w:val="single" w:sz="8" w:space="0" w:color="000000"/>
+              <w:bottom w:val="single" w:sz="8" w:space="0" w:color="000000"/>
+              <w:right w:val="single" w:sz="8" w:space="0" w:color="000000"/>
+            </w:tcBorders>
+          </w:tcPr>
+          <w:p>
+            <w:pPr>
+              <w:pStyle w:val="LO-normal"/>
+              <w:widowControl w:val="0"/>
+              <w:spacing w:line="240" w:lineRule="auto"/>
+              <w:rPr>
+                <w:rFonts w:eastAsia="Times New Roman" w:cs="Times New Roman"/>
+                <w:sz w:val="24"/>
+                <w:szCs w:val="24"/>
+              </w:rPr>
+            </w:pPr>
+          </w:p>
+        </w:tc>
+        <w:tc>
+          <w:tcPr>
+            <w:tcW w:w="1368" w:type="dxa"/>
+            <w:tcBorders>
+              <w:top w:val="single" w:sz="8" w:space="0" w:color="000000"/>
+              <w:left w:val="single" w:sz="8" w:space="0" w:color="000000"/>
+              <w:bottom w:val="single" w:sz="8" w:space="0" w:color="000000"/>
+              <w:right w:val="single" w:sz="8" w:space="0" w:color="000000"/>
+            </w:tcBorders>
+          </w:tcPr>
+          <w:p>
+            <w:pPr>
+              <w:pStyle w:val="LO-normal"/>
+              <w:widowControl w:val="0"/>
+              <w:spacing w:line="240" w:lineRule="auto"/>
+              <w:rPr>
+                <w:rFonts w:eastAsia="Times New Roman" w:cs="Times New Roman"/>
+                <w:sz w:val="24"/>
+                <w:szCs w:val="24"/>
+              </w:rPr>
+            </w:pPr>
+            <w:r>
+              <w:rPr>
+                <w:rFonts w:eastAsia="Times New Roman" w:cs="Times New Roman"/>
+                <w:sz w:val="24"/>
+                <w:szCs w:val="24"/>
+              </w:rPr>
+              <w:t>37</w:t>
+            </w:r>
+          </w:p>
+        </w:tc>
+        <w:tc>
+          <w:tcPr>
+            <w:tcW w:w="2190" w:type="dxa"/>
+            <w:tcBorders>
+              <w:top w:val="single" w:sz="8" w:space="0" w:color="000000"/>
+              <w:left w:val="single" w:sz="8" w:space="0" w:color="000000"/>
+              <w:bottom w:val="single" w:sz="8" w:space="0" w:color="000000"/>
+              <w:right w:val="single" w:sz="8" w:space="0" w:color="000000"/>
+            </w:tcBorders>
+          </w:tcPr>
+          <w:p>
+            <w:pPr>
+              <w:pStyle w:val="LO-normal"/>
+              <w:widowControl w:val="0"/>
+              <w:spacing w:line="240" w:lineRule="auto"/>
+              <w:rPr>
+                <w:rFonts w:eastAsia="Times New Roman" w:cs="Times New Roman"/>
+                <w:sz w:val="24"/>
+                <w:szCs w:val="24"/>
+              </w:rPr>
+            </w:pPr>
+          </w:p>
+        </w:tc>
+      </w:tr>
     </w:tbl>
+    <w:p>
+      <w:pPr>
+        <w:pStyle w:val="LO-normal"/>
+        <w:spacing w:before="120" w:after="240" w:line="240" w:lineRule="auto"/>
+        <w:jc w:val="both"/>
+        <w:rPr>
+          <w:rFonts w:eastAsia="Calibri" w:cs="Calibri"/>
+        </w:rPr>
+      </w:pPr>
+    </w:p>
     <w:p>
       <w:pPr>
         <w:pStyle w:val="LO-normal"/>
@@ -1700,8 +2547,6 @@
             </w:pPr>
             <w:r>
               <w:tab/>
-            </w:r>
-            <w:r>
               <w:t>&lt;title&gt;Time Table&lt;/title&gt;</w:t>
             </w:r>
           </w:p>
@@ -1936,6 +2781,7 @@
               <w:pStyle w:val="TableContents"/>
             </w:pPr>
             <w:r>
+              <w:lastRenderedPageBreak/>
               <w:t>&lt;tr&gt;</w:t>
             </w:r>
           </w:p>
@@ -1977,56 +2823,294 @@
               <w:pStyle w:val="TableContents"/>
             </w:pPr>
             <w:r>
+              <w:tab/>
+              <w:t>&lt;td&gt;WEB1&lt;/td&gt;</w:t>
+            </w:r>
+          </w:p>
+          <w:p>
+            <w:pPr>
+              <w:pStyle w:val="TableContents"/>
+            </w:pPr>
+            <w:r>
+              <w:tab/>
+              <w:t>&lt;td&gt;WEB2&lt;/td&gt;</w:t>
+            </w:r>
+          </w:p>
+          <w:p>
+            <w:pPr>
+              <w:pStyle w:val="TableContents"/>
+            </w:pPr>
+            <w:r>
+              <w:t>&lt;/tr&gt;</w:t>
+            </w:r>
+          </w:p>
+          <w:p>
+            <w:pPr>
+              <w:pStyle w:val="TableContents"/>
+            </w:pPr>
+          </w:p>
+          <w:p>
+            <w:pPr>
+              <w:pStyle w:val="TableContents"/>
+            </w:pPr>
+            <w:r>
+              <w:t>&lt;tr&gt;</w:t>
+            </w:r>
+          </w:p>
+          <w:p>
+            <w:pPr>
+              <w:pStyle w:val="TableContents"/>
+            </w:pPr>
+            <w:r>
+              <w:tab/>
+              <w:t>&lt;td&gt;DAY2&lt;/td&gt;</w:t>
+            </w:r>
+          </w:p>
+          <w:p>
+            <w:pPr>
+              <w:pStyle w:val="TableContents"/>
+            </w:pPr>
+            <w:r>
+              <w:t xml:space="preserve">        &lt;td&gt;H/M&lt;/td&gt;</w:t>
+            </w:r>
+          </w:p>
+          <w:p>
+            <w:pPr>
+              <w:pStyle w:val="TableContents"/>
+            </w:pPr>
+            <w:r>
+              <w:t xml:space="preserve">        &lt;td&gt;DS&lt;/td&gt;</w:t>
+            </w:r>
+          </w:p>
+          <w:p>
+            <w:pPr>
+              <w:pStyle w:val="TableContents"/>
+            </w:pPr>
+            <w:r>
+              <w:t xml:space="preserve">        &lt;td&gt;OS&lt;/td&gt;</w:t>
+            </w:r>
+          </w:p>
+          <w:p>
+            <w:pPr>
+              <w:pStyle w:val="TableContents"/>
+            </w:pPr>
+            <w:r>
+              <w:t xml:space="preserve">        &lt;td&gt;MATHS&lt;/td&gt;</w:t>
+            </w:r>
+          </w:p>
+          <w:p>
+            <w:pPr>
+              <w:pStyle w:val="TableContents"/>
+            </w:pPr>
+            <w:r>
+              <w:t xml:space="preserve">        &lt;td&gt;MATHS&lt;/td&gt;</w:t>
+            </w:r>
+          </w:p>
+          <w:p>
+            <w:pPr>
+              <w:pStyle w:val="TableContents"/>
+            </w:pPr>
+          </w:p>
+          <w:p>
+            <w:pPr>
+              <w:pStyle w:val="TableContents"/>
+            </w:pPr>
+            <w:r>
+              <w:t>&lt;/tr&gt;</w:t>
+            </w:r>
+          </w:p>
+          <w:p>
+            <w:pPr>
+              <w:pStyle w:val="TableContents"/>
+            </w:pPr>
+          </w:p>
+          <w:p>
+            <w:pPr>
+              <w:pStyle w:val="TableContents"/>
+            </w:pPr>
+            <w:r>
+              <w:t>&lt;tr&gt;</w:t>
+            </w:r>
+          </w:p>
+          <w:p>
+            <w:pPr>
+              <w:pStyle w:val="TableContents"/>
+            </w:pPr>
+            <w:r>
+              <w:t xml:space="preserve">        &lt;td&gt;DAY3&lt;/td&gt;</w:t>
+            </w:r>
+          </w:p>
+          <w:p>
+            <w:pPr>
+              <w:pStyle w:val="TableContents"/>
+            </w:pPr>
+            <w:r>
+              <w:t xml:space="preserve">        &lt;td&gt;DS&lt;/td&gt;</w:t>
+            </w:r>
+          </w:p>
+          <w:p>
+            <w:pPr>
+              <w:pStyle w:val="TableContents"/>
+            </w:pPr>
+            <w:r>
+              <w:t xml:space="preserve">        &lt;td&gt;ENGLISH&lt;/td&gt;</w:t>
+            </w:r>
+          </w:p>
+          <w:p>
+            <w:pPr>
+              <w:pStyle w:val="TableContents"/>
+            </w:pPr>
+            <w:r>
+              <w:t xml:space="preserve">        &lt;td&gt;H/M&lt;/td&gt;</w:t>
+            </w:r>
+          </w:p>
+          <w:p>
+            <w:pPr>
+              <w:pStyle w:val="TableContents"/>
+            </w:pPr>
+            <w:r>
+              <w:t xml:space="preserve">        &lt;td&gt;WEB&lt;/td&gt;</w:t>
+            </w:r>
+          </w:p>
+          <w:p>
+            <w:pPr>
+              <w:pStyle w:val="TableContents"/>
+            </w:pPr>
+            <w:r>
+              <w:t xml:space="preserve">        &lt;td&gt;OS&lt;/td&gt;</w:t>
+            </w:r>
+          </w:p>
+          <w:p>
+            <w:pPr>
+              <w:pStyle w:val="TableContents"/>
+            </w:pPr>
+          </w:p>
+          <w:p>
+            <w:pPr>
+              <w:pStyle w:val="TableContents"/>
+            </w:pPr>
+            <w:r>
+              <w:t>&lt;/tr&gt;</w:t>
+            </w:r>
+          </w:p>
+          <w:p>
+            <w:pPr>
+              <w:pStyle w:val="TableContents"/>
+            </w:pPr>
+          </w:p>
+          <w:p>
+            <w:pPr>
+              <w:pStyle w:val="TableContents"/>
+            </w:pPr>
+            <w:r>
+              <w:t>&lt;tr&gt;</w:t>
+            </w:r>
+          </w:p>
+          <w:p>
+            <w:pPr>
+              <w:pStyle w:val="TableContents"/>
+            </w:pPr>
+            <w:r>
+              <w:t xml:space="preserve">        &lt;td&gt;DAY4&lt;/td&gt;</w:t>
+            </w:r>
+          </w:p>
+          <w:p>
+            <w:pPr>
+              <w:pStyle w:val="TableContents"/>
+            </w:pPr>
+            <w:r>
+              <w:t xml:space="preserve">        &lt;td&gt;OS&lt;/td&gt;</w:t>
+            </w:r>
+          </w:p>
+          <w:p>
+            <w:pPr>
+              <w:pStyle w:val="TableContents"/>
+            </w:pPr>
+            <w:r>
+              <w:t xml:space="preserve">        &lt;td&gt;MATHS&lt;/td&gt;</w:t>
+            </w:r>
+          </w:p>
+          <w:p>
+            <w:pPr>
+              <w:pStyle w:val="TableContents"/>
+            </w:pPr>
+            <w:r>
+              <w:t xml:space="preserve">        &lt;td&gt;IC&lt;/td&gt;</w:t>
+            </w:r>
+          </w:p>
+          <w:p>
+            <w:pPr>
+              <w:pStyle w:val="TableContents"/>
+            </w:pPr>
+            <w:r>
+              <w:t xml:space="preserve">        &lt;td&gt;ENGLISH&lt;/td&gt;</w:t>
+            </w:r>
+          </w:p>
+          <w:p>
+            <w:pPr>
+              <w:pStyle w:val="TableContents"/>
+            </w:pPr>
+            <w:r>
+              <w:t xml:space="preserve">        &lt;td&gt;H/M&lt;/td&gt;</w:t>
+            </w:r>
+          </w:p>
+          <w:p>
+            <w:pPr>
+              <w:pStyle w:val="TableContents"/>
+            </w:pPr>
+          </w:p>
+          <w:p>
+            <w:pPr>
+              <w:pStyle w:val="TableContents"/>
+            </w:pPr>
+            <w:r>
+              <w:t>&lt;/tr&gt;</w:t>
+            </w:r>
+          </w:p>
+          <w:p>
+            <w:pPr>
+              <w:pStyle w:val="TableContents"/>
+            </w:pPr>
+          </w:p>
+          <w:p>
+            <w:pPr>
+              <w:pStyle w:val="TableContents"/>
+            </w:pPr>
+            <w:r>
+              <w:t>&lt;tr&gt;</w:t>
+            </w:r>
+          </w:p>
+          <w:p>
+            <w:pPr>
+              <w:pStyle w:val="TableContents"/>
+            </w:pPr>
+            <w:r>
+              <w:t xml:space="preserve">        &lt;td&gt;DAY5&lt;/td&gt;</w:t>
+            </w:r>
+          </w:p>
+          <w:p>
+            <w:pPr>
+              <w:pStyle w:val="TableContents"/>
+            </w:pPr>
+            <w:r>
+              <w:t xml:space="preserve">        &lt;td&gt;DS&lt;/td&gt;</w:t>
+            </w:r>
+          </w:p>
+          <w:p>
+            <w:pPr>
+              <w:pStyle w:val="TableContents"/>
+            </w:pPr>
+            <w:r>
               <w:lastRenderedPageBreak/>
-              <w:tab/>
-              <w:t>&lt;td&gt;WEB1&lt;/td&gt;</w:t>
-            </w:r>
-          </w:p>
-          <w:p>
-            <w:pPr>
-              <w:pStyle w:val="TableContents"/>
-            </w:pPr>
-            <w:r>
-              <w:tab/>
-              <w:t>&lt;td&gt;WEB2&lt;/td&gt;</w:t>
-            </w:r>
-          </w:p>
-          <w:p>
-            <w:pPr>
-              <w:pStyle w:val="TableContents"/>
-            </w:pPr>
-            <w:r>
-              <w:t>&lt;/tr&gt;</w:t>
-            </w:r>
-          </w:p>
-          <w:p>
-            <w:pPr>
-              <w:pStyle w:val="TableContents"/>
-            </w:pPr>
-          </w:p>
-          <w:p>
-            <w:pPr>
-              <w:pStyle w:val="TableContents"/>
-            </w:pPr>
-            <w:r>
-              <w:t>&lt;tr&gt;</w:t>
-            </w:r>
-          </w:p>
-          <w:p>
-            <w:pPr>
-              <w:pStyle w:val="TableContents"/>
-            </w:pPr>
-            <w:r>
-              <w:tab/>
-              <w:t>&lt;td&gt;DAY2&lt;/td&gt;</w:t>
-            </w:r>
-          </w:p>
-          <w:p>
-            <w:pPr>
-              <w:pStyle w:val="TableContents"/>
-            </w:pPr>
-            <w:r>
-              <w:t xml:space="preserve">        &lt;td&gt;H/M&lt;/td&gt;</w:t>
+              <w:t xml:space="preserve">        &lt;td&gt;MATHS&lt;/td&gt;</w:t>
+            </w:r>
+          </w:p>
+          <w:p>
+            <w:pPr>
+              <w:pStyle w:val="TableContents"/>
+            </w:pPr>
+            <w:r>
+              <w:t xml:space="preserve">        &lt;td&gt;ENGLISH&lt;/td&gt;</w:t>
             </w:r>
           </w:p>
           <w:p>
@@ -2042,64 +3126,6 @@
               <w:pStyle w:val="TableContents"/>
             </w:pPr>
             <w:r>
-              <w:t xml:space="preserve">        &lt;td&gt;OS&lt;/td&gt;</w:t>
-            </w:r>
-          </w:p>
-          <w:p>
-            <w:pPr>
-              <w:pStyle w:val="TableContents"/>
-            </w:pPr>
-            <w:r>
-              <w:t xml:space="preserve">        &lt;td&gt;MATHS&lt;/td&gt;</w:t>
-            </w:r>
-          </w:p>
-          <w:p>
-            <w:pPr>
-              <w:pStyle w:val="TableContents"/>
-            </w:pPr>
-            <w:r>
-              <w:t xml:space="preserve">        &lt;td&gt;MATHS&lt;/td&gt;</w:t>
-            </w:r>
-          </w:p>
-          <w:p>
-            <w:pPr>
-              <w:pStyle w:val="TableContents"/>
-            </w:pPr>
-          </w:p>
-          <w:p>
-            <w:pPr>
-              <w:pStyle w:val="TableContents"/>
-            </w:pPr>
-            <w:r>
-              <w:t>&lt;/tr&gt;</w:t>
-            </w:r>
-          </w:p>
-          <w:p>
-            <w:pPr>
-              <w:pStyle w:val="TableContents"/>
-            </w:pPr>
-          </w:p>
-          <w:p>
-            <w:pPr>
-              <w:pStyle w:val="TableContents"/>
-            </w:pPr>
-            <w:r>
-              <w:t>&lt;tr&gt;</w:t>
-            </w:r>
-          </w:p>
-          <w:p>
-            <w:pPr>
-              <w:pStyle w:val="TableContents"/>
-            </w:pPr>
-            <w:r>
-              <w:t xml:space="preserve">        &lt;td&gt;DAY3&lt;/td&gt;</w:t>
-            </w:r>
-          </w:p>
-          <w:p>
-            <w:pPr>
-              <w:pStyle w:val="TableContents"/>
-            </w:pPr>
-            <w:r>
               <w:t xml:space="preserve">        &lt;td&gt;DS&lt;/td&gt;</w:t>
             </w:r>
           </w:p>
@@ -2107,193 +3133,12 @@
             <w:pPr>
               <w:pStyle w:val="TableContents"/>
             </w:pPr>
-            <w:r>
-              <w:t xml:space="preserve">        &lt;td&gt;ENGLISH&lt;/td&gt;</w:t>
-            </w:r>
-          </w:p>
-          <w:p>
-            <w:pPr>
-              <w:pStyle w:val="TableContents"/>
-            </w:pPr>
-            <w:r>
-              <w:t xml:space="preserve">        &lt;td&gt;H/M&lt;/td&gt;</w:t>
-            </w:r>
-          </w:p>
-          <w:p>
-            <w:pPr>
-              <w:pStyle w:val="TableContents"/>
-            </w:pPr>
-            <w:r>
-              <w:t xml:space="preserve">        &lt;td&gt;WEB&lt;/td&gt;</w:t>
-            </w:r>
-          </w:p>
-          <w:p>
-            <w:pPr>
-              <w:pStyle w:val="TableContents"/>
-            </w:pPr>
-            <w:r>
-              <w:t xml:space="preserve">        &lt;td&gt;OS&lt;/td&gt;</w:t>
-            </w:r>
-          </w:p>
-          <w:p>
-            <w:pPr>
-              <w:pStyle w:val="TableContents"/>
-            </w:pPr>
-          </w:p>
-          <w:p>
-            <w:pPr>
-              <w:pStyle w:val="TableContents"/>
-            </w:pPr>
-            <w:r>
-              <w:t>&lt;/tr&gt;</w:t>
-            </w:r>
-          </w:p>
-          <w:p>
-            <w:pPr>
-              <w:pStyle w:val="TableContents"/>
-            </w:pPr>
-          </w:p>
-          <w:p>
-            <w:pPr>
-              <w:pStyle w:val="TableContents"/>
-            </w:pPr>
-            <w:r>
-              <w:t>&lt;tr&gt;</w:t>
-            </w:r>
-          </w:p>
-          <w:p>
-            <w:pPr>
-              <w:pStyle w:val="TableContents"/>
-            </w:pPr>
-            <w:r>
-              <w:t xml:space="preserve">        &lt;td&gt;DAY4&lt;/td&gt;</w:t>
-            </w:r>
-          </w:p>
-          <w:p>
-            <w:pPr>
-              <w:pStyle w:val="TableContents"/>
-            </w:pPr>
-            <w:r>
-              <w:t xml:space="preserve">        &lt;td&gt;OS&lt;/td&gt;</w:t>
-            </w:r>
-          </w:p>
-          <w:p>
-            <w:pPr>
-              <w:pStyle w:val="TableContents"/>
-            </w:pPr>
-            <w:r>
-              <w:t xml:space="preserve">        &lt;td&gt;MATHS&lt;/td&gt;</w:t>
-            </w:r>
-          </w:p>
-          <w:p>
-            <w:pPr>
-              <w:pStyle w:val="TableContents"/>
-            </w:pPr>
-            <w:r>
-              <w:t xml:space="preserve">        &lt;td&gt;IC&lt;/td&gt;</w:t>
-            </w:r>
-          </w:p>
-          <w:p>
-            <w:pPr>
-              <w:pStyle w:val="TableContents"/>
-            </w:pPr>
-            <w:r>
-              <w:t xml:space="preserve">        &lt;td&gt;ENGLISH&lt;/td&gt;</w:t>
-            </w:r>
-          </w:p>
-          <w:p>
-            <w:pPr>
-              <w:pStyle w:val="TableContents"/>
-            </w:pPr>
-            <w:r>
-              <w:t xml:space="preserve">        &lt;td&gt;H/M&lt;/td&gt;</w:t>
-            </w:r>
-          </w:p>
-          <w:p>
-            <w:pPr>
-              <w:pStyle w:val="TableContents"/>
-            </w:pPr>
-          </w:p>
-          <w:p>
-            <w:pPr>
-              <w:pStyle w:val="TableContents"/>
-            </w:pPr>
-            <w:r>
-              <w:t>&lt;/tr&gt;</w:t>
-            </w:r>
-          </w:p>
-          <w:p>
-            <w:pPr>
-              <w:pStyle w:val="TableContents"/>
-            </w:pPr>
-          </w:p>
-          <w:p>
-            <w:pPr>
-              <w:pStyle w:val="TableContents"/>
-            </w:pPr>
-            <w:r>
-              <w:t>&lt;tr&gt;</w:t>
-            </w:r>
-          </w:p>
-          <w:p>
-            <w:pPr>
-              <w:pStyle w:val="TableContents"/>
-            </w:pPr>
-            <w:r>
-              <w:t xml:space="preserve">        &lt;td&gt;DAY5&lt;/td&gt;</w:t>
-            </w:r>
-          </w:p>
-          <w:p>
-            <w:pPr>
-              <w:pStyle w:val="TableContents"/>
-            </w:pPr>
-            <w:r>
-              <w:t xml:space="preserve">        &lt;td&gt;DS&lt;/td&gt;</w:t>
-            </w:r>
-          </w:p>
-          <w:p>
-            <w:pPr>
-              <w:pStyle w:val="TableContents"/>
-            </w:pPr>
-            <w:r>
-              <w:t xml:space="preserve">        &lt;td&gt;MATHS&lt;/td&gt;</w:t>
-            </w:r>
-          </w:p>
-          <w:p>
-            <w:pPr>
-              <w:pStyle w:val="TableContents"/>
-            </w:pPr>
-            <w:r>
-              <w:t xml:space="preserve">        &lt;td&gt;ENGLISH&lt;/td&gt;</w:t>
-            </w:r>
-          </w:p>
-          <w:p>
-            <w:pPr>
-              <w:pStyle w:val="TableContents"/>
-            </w:pPr>
-            <w:r>
-              <w:t xml:space="preserve">        &lt;td&gt;DS&lt;/td&gt;</w:t>
-            </w:r>
-          </w:p>
-          <w:p>
-            <w:pPr>
-              <w:pStyle w:val="TableContents"/>
-            </w:pPr>
-            <w:r>
-              <w:t xml:space="preserve">        &lt;td&gt;DS&lt;/td&gt;</w:t>
-            </w:r>
-          </w:p>
-          <w:p>
-            <w:pPr>
-              <w:pStyle w:val="TableContents"/>
-            </w:pPr>
-          </w:p>
-          <w:p>
-            <w:pPr>
-              <w:pStyle w:val="TableContents"/>
-            </w:pPr>
-            <w:r>
-              <w:lastRenderedPageBreak/>
+          </w:p>
+          <w:p>
+            <w:pPr>
+              <w:pStyle w:val="TableContents"/>
+            </w:pPr>
+            <w:r>
               <w:t>&lt;/tr&gt;</w:t>
             </w:r>
           </w:p>
@@ -2670,7 +3515,6 @@
           <w:sz w:val="38"/>
           <w:szCs w:val="38"/>
         </w:rPr>
-        <w:lastRenderedPageBreak/>
         <w:t>Program 2</w:t>
       </w:r>
     </w:p>
@@ -3052,10 +3896,11 @@
             </w:r>
             <w:proofErr w:type="spellEnd"/>
             <w:r>
-              <w:t xml:space="preserve"> (Former Minister), the college, right from its inception, embarked on an odyssey towards academic pre-eminence. Very Rev. Fr. Thomas Manakkat, the founding manager and a great visionary, was </w:t>
-            </w:r>
-            <w:r>
-              <w:t>truly instrumental in laying the foundations for a great beginning and Very Rev. Fr. Jacob Thazhathel, who followed him, was equally adept and insightful in his ideals, guiding the college during the early stages of its growth. For more than two decades, His Excellency Mar Joseph Pallickaparampil, the Bishop of Pala, had been the patron of the college. His Excellency Mar Joseph Kallarangattu is the present patron of this seat of learning.</w:t>
+              <w:t xml:space="preserve"> (Former Minister), the college, right from its inception, embarked on an odyssey towards academic pre-eminence. Very Rev. Fr. Thomas Manakkat, the founding manager and a great visionary, was truly instrumental in laying the foundations for a great beginning and Very Rev. Fr. Jacob Thazhathel, who followed him, was equally adept and insightful in his ideals, guiding the college during the early stages of its growth. For more than two decades, His Excellency Mar </w:t>
+            </w:r>
+            <w:r>
+              <w:lastRenderedPageBreak/>
+              <w:t>Joseph Pallickaparampil, the Bishop of Pala, had been the patron of the college. His Excellency Mar Joseph Kallarangattu is the present patron of this seat of learning.</w:t>
             </w:r>
           </w:p>
           <w:p>
@@ -3222,8 +4067,6 @@
             </w:pPr>
             <w:r>
               <w:tab/>
-            </w:r>
-            <w:r>
               <w:t>&lt;li&gt;Political Science&lt;/li&gt;</w:t>
             </w:r>
           </w:p>
@@ -3524,6 +4367,7 @@
               <w:pStyle w:val="TableContents"/>
             </w:pPr>
             <w:r>
+              <w:lastRenderedPageBreak/>
               <w:t>&lt;td&gt;data structure&lt;/td&gt;</w:t>
             </w:r>
           </w:p>
@@ -3540,7 +4384,6 @@
               <w:pStyle w:val="TableContents"/>
             </w:pPr>
             <w:r>
-              <w:lastRenderedPageBreak/>
               <w:t>&lt;td&gt;</w:t>
             </w:r>
             <w:proofErr w:type="spellStart"/>
@@ -3712,8 +4555,6 @@
             </w:pPr>
             <w:r>
               <w:tab/>
-            </w:r>
-            <w:r>
               <w:t xml:space="preserve">&lt;li&gt;B.A (Honours) Economics </w:t>
             </w:r>
             <w:r>
@@ -6912,8 +7753,6 @@
             </w:pPr>
             <w:r>
               <w:tab/>
-            </w:r>
-            <w:r>
               <w:t>&lt;Li&gt;E-commerce website data analysis(python)&lt;/li&gt;&lt;</w:t>
             </w:r>
             <w:proofErr w:type="spellStart"/>
@@ -7005,8 +7844,6 @@
             </w:pPr>
             <w:r>
               <w:tab/>
-            </w:r>
-            <w:r>
               <w:t>&lt;li&gt;Introduction to software Engineering&lt;/li&gt;&lt;</w:t>
             </w:r>
             <w:proofErr w:type="spellStart"/>
@@ -8939,10 +9776,7 @@
             </w:r>
             <w:proofErr w:type="spellEnd"/>
             <w:r>
-              <w:t xml:space="preserve"> (Former Minister), the college, right from its inception, embarked on an odyssey towards academic pre-eminence. Very Rev. Fr. Thomas Manakkat, the founding manager and a great visionary, was </w:t>
-            </w:r>
-            <w:r>
-              <w:t xml:space="preserve">truly instrumental in laying the foundations for a great beginning and Very Rev. Fr. Jacob Thazhathel, who followed him, was equally adept and insightful in his ideals, guiding the college during the early stages of its growth. For more than two decades, His Excellency Mar Joseph Pallickaparampil, the Bishop of Pala, had been the patron of the college. His </w:t>
+              <w:t xml:space="preserve"> (Former Minister), the college, right from its inception, embarked on an odyssey towards academic pre-eminence. Very Rev. Fr. Thomas Manakkat, the founding manager and a great visionary, was truly instrumental in laying the foundations for a great beginning and Very Rev. Fr. Jacob Thazhathel, who followed him, was equally adept and insightful in his ideals, guiding the college during the early stages of its growth. For more than two decades, His Excellency Mar Joseph Pallickaparampil, the Bishop of Pala, had been the patron of the college. His </w:t>
             </w:r>
             <w:r>
               <w:lastRenderedPageBreak/>
@@ -11668,17 +12502,7 @@
           <w:sz w:val="38"/>
           <w:szCs w:val="38"/>
         </w:rPr>
-        <w:t>Program</w:t>
-      </w:r>
-      <w:r>
-        <w:rPr>
-          <w:rFonts w:eastAsia="Calibri" w:cs="Calibri"/>
-          <w:b/>
-          <w:bCs/>
-          <w:sz w:val="38"/>
-          <w:szCs w:val="38"/>
-        </w:rPr>
-        <w:t xml:space="preserve"> 9</w:t>
+        <w:t>Program 9</w:t>
       </w:r>
     </w:p>
     <w:p>
@@ -12298,17 +13122,7 @@
           <w:sz w:val="38"/>
           <w:szCs w:val="38"/>
         </w:rPr>
-        <w:t>Program</w:t>
-      </w:r>
-      <w:r>
-        <w:rPr>
-          <w:rFonts w:eastAsia="Calibri" w:cs="Calibri"/>
-          <w:b/>
-          <w:bCs/>
-          <w:sz w:val="38"/>
-          <w:szCs w:val="38"/>
-        </w:rPr>
-        <w:t xml:space="preserve"> 10</w:t>
+        <w:t>Program 10</w:t>
       </w:r>
     </w:p>
     <w:p>
@@ -12338,16 +13152,7 @@
           <w:sz w:val="32"/>
           <w:szCs w:val="32"/>
         </w:rPr>
-        <w:t>C</w:t>
-      </w:r>
-      <w:r>
-        <w:rPr>
-          <w:b/>
-          <w:bCs/>
-          <w:sz w:val="32"/>
-          <w:szCs w:val="32"/>
-        </w:rPr>
-        <w:t xml:space="preserve">reate </w:t>
+        <w:t xml:space="preserve">Create </w:t>
       </w:r>
       <w:proofErr w:type="gramStart"/>
       <w:r>
@@ -12357,25 +13162,7 @@
           <w:sz w:val="32"/>
           <w:szCs w:val="32"/>
         </w:rPr>
-        <w:t xml:space="preserve">a </w:t>
-      </w:r>
-      <w:r>
-        <w:rPr>
-          <w:b/>
-          <w:bCs/>
-          <w:sz w:val="32"/>
-          <w:szCs w:val="32"/>
-        </w:rPr>
-        <w:t xml:space="preserve"> </w:t>
-      </w:r>
-      <w:r>
-        <w:rPr>
-          <w:b/>
-          <w:bCs/>
-          <w:sz w:val="32"/>
-          <w:szCs w:val="32"/>
-        </w:rPr>
-        <w:t>val</w:t>
+        <w:t>a  val</w:t>
       </w:r>
       <w:r>
         <w:rPr>
@@ -12412,16 +13199,7 @@
           <w:sz w:val="32"/>
           <w:szCs w:val="32"/>
         </w:rPr>
-        <w:t xml:space="preserve"> page</w:t>
-      </w:r>
-      <w:r>
-        <w:rPr>
-          <w:b/>
-          <w:bCs/>
-          <w:sz w:val="32"/>
-          <w:szCs w:val="32"/>
-        </w:rPr>
-        <w:t>.</w:t>
+        <w:t xml:space="preserve"> page.</w:t>
       </w:r>
     </w:p>
     <w:p>
@@ -12995,17 +13773,7 @@
           <w:sz w:val="38"/>
           <w:szCs w:val="38"/>
         </w:rPr>
-        <w:t xml:space="preserve">Program </w:t>
-      </w:r>
-      <w:r>
-        <w:rPr>
-          <w:rFonts w:eastAsia="Calibri" w:cs="Calibri"/>
-          <w:b/>
-          <w:bCs/>
-          <w:sz w:val="38"/>
-          <w:szCs w:val="38"/>
-        </w:rPr>
-        <w:t>11</w:t>
+        <w:t>Program 11</w:t>
       </w:r>
     </w:p>
     <w:p>
@@ -13029,17 +13797,7 @@
           <w:sz w:val="32"/>
           <w:szCs w:val="32"/>
         </w:rPr>
-        <w:t>Validation using Regular expression</w:t>
-      </w:r>
-      <w:r>
-        <w:rPr>
-          <w:rFonts w:eastAsia="Calibri" w:cs="Calibri"/>
-          <w:b/>
-          <w:bCs/>
-          <w:sz w:val="32"/>
-          <w:szCs w:val="32"/>
-        </w:rPr>
-        <w:t>.</w:t>
+        <w:t>Validation using Regular expression.</w:t>
       </w:r>
     </w:p>
     <w:p>
@@ -13092,15 +13850,7 @@
           <w:sz w:val="24"/>
           <w:szCs w:val="24"/>
         </w:rPr>
-        <w:t>Validation using regular expression</w:t>
-      </w:r>
-      <w:r>
-        <w:rPr>
-          <w:rFonts w:eastAsia="Calibri" w:cs="Calibri"/>
-          <w:sz w:val="24"/>
-          <w:szCs w:val="24"/>
-        </w:rPr>
-        <w:t>.</w:t>
+        <w:t>Validation using regular expression.</w:t>
       </w:r>
     </w:p>
     <w:p>
@@ -14199,7 +14949,17 @@
           <w:sz w:val="38"/>
           <w:szCs w:val="38"/>
         </w:rPr>
-        <w:t>Program 12</w:t>
+        <w:t>Program 1</w:t>
+      </w:r>
+      <w:r>
+        <w:rPr>
+          <w:rFonts w:eastAsia="Calibri" w:cs="Calibri"/>
+          <w:b/>
+          <w:bCs/>
+          <w:sz w:val="38"/>
+          <w:szCs w:val="38"/>
+        </w:rPr>
+        <w:t>3</w:t>
       </w:r>
     </w:p>
     <w:p>
@@ -14223,17 +14983,7 @@
           <w:sz w:val="32"/>
           <w:szCs w:val="32"/>
         </w:rPr>
-        <w:t>Create a webpage using frameset</w:t>
-      </w:r>
-      <w:r>
-        <w:rPr>
-          <w:rFonts w:eastAsia="Calibri" w:cs="Calibri"/>
-          <w:b/>
-          <w:bCs/>
-          <w:sz w:val="32"/>
-          <w:szCs w:val="32"/>
-        </w:rPr>
-        <w:t>.</w:t>
+        <w:t>Create a webpage using frameset.</w:t>
       </w:r>
     </w:p>
     <w:p>
@@ -15417,17 +16167,7 @@
           <w:sz w:val="24"/>
           <w:szCs w:val="24"/>
         </w:rPr>
-        <w:t>library</w:t>
-      </w:r>
-      <w:r>
-        <w:rPr>
-          <w:rFonts w:eastAsia="Roboto" w:cs="Roboto"/>
-          <w:b/>
-          <w:bCs/>
-          <w:sz w:val="24"/>
-          <w:szCs w:val="24"/>
-        </w:rPr>
-        <w:t>.html</w:t>
+        <w:t>library.html</w:t>
       </w:r>
     </w:p>
     <w:tbl>
@@ -15836,17 +16576,7 @@
           <w:sz w:val="24"/>
           <w:szCs w:val="24"/>
         </w:rPr>
-        <w:t>sgctv</w:t>
-      </w:r>
-      <w:r>
-        <w:rPr>
-          <w:rFonts w:eastAsia="Roboto" w:cs="Roboto"/>
-          <w:b/>
-          <w:bCs/>
-          <w:sz w:val="24"/>
-          <w:szCs w:val="24"/>
-        </w:rPr>
-        <w:t>.html</w:t>
+        <w:t>sgctv.html</w:t>
       </w:r>
     </w:p>
     <w:tbl>
@@ -16043,17 +16773,7 @@
           <w:sz w:val="24"/>
           <w:szCs w:val="24"/>
         </w:rPr>
-        <w:t>frameset</w:t>
-      </w:r>
-      <w:r>
-        <w:rPr>
-          <w:rFonts w:eastAsia="Roboto" w:cs="Roboto"/>
-          <w:b/>
-          <w:bCs/>
-          <w:sz w:val="24"/>
-          <w:szCs w:val="24"/>
-        </w:rPr>
-        <w:t>.html</w:t>
+        <w:t>frameset.html</w:t>
       </w:r>
     </w:p>
     <w:tbl>
@@ -16838,8 +17558,6 @@
     </w:r>
     <w:r>
       <w:tab/>
-    </w:r>
-    <w:r>
       <w:t xml:space="preserve">                         </w:t>
     </w:r>
     <w:r>
